--- a/docs/Problem_Definition.docx
+++ b/docs/Problem_Definition.docx
@@ -25,7 +25,7 @@
     </w:p>
     <w:p>
       <w:r>
-        <w:t>Customers need a clear way to find a dated departure, reserve seats for a small group, retrieve a confirmation and cancel without losing track of the reservation. Administrators need consistent airport, aircraft, route, schedule and fare records. Disconnected forms or spreadsheets can produce conflicting seat allocations, stale fares and incomplete passenger records. Skyline Air addresses these problems with a persistent MySQL reservation system and a reproducible analytics layer.</w:t>
+        <w:t>Customers need a clear way to find a dated departure, reserve seats for a small group, retrieve a confirmation and cancel without losing track of the reservation. Administrators need consistent airport, aircraft, route, schedule and fare records. Disconnected forms or spreadsheets can produce conflicting seat allocations, stale fares and incomplete passenger records. Airline Reservation System addresses these problems with a persistent MySQL reservation system and a reproducible analytics layer.</w:t>
       </w:r>
     </w:p>
     <w:p>
